--- a/BaoCao_CSDL_DPT.docx
+++ b/BaoCao_CSDL_DPT.docx
@@ -167,6 +167,14 @@
           <w:szCs w:val="26"/>
         </w:rPr>
         <w:t>HỆ THỐNG TÌM KIẾM NHẠC CỤ HƠI</w:t>
+      </w:r>
+      <w:r>
+        <w:rPr>
+          <w:b/>
+          <w:color w:val="2E74B5"/>
+          <w:sz w:val="26"/>
+          <w:szCs w:val="26"/>
+        </w:rPr>
         <w:br/>
         <w:t>DỰA TRÊN NỘI DUNG ÂM THANH</w:t>
       </w:r>
@@ -3603,6 +3611,12 @@
                 <w:szCs w:val="26"/>
               </w:rPr>
               <w:t>[108–</w:t>
+            </w:r>
+            <w:r>
+              <w:rPr>
+                <w:sz w:val="26"/>
+                <w:szCs w:val="26"/>
+              </w:rPr>
               <w:lastRenderedPageBreak/>
               <w:t>109]</w:t>
             </w:r>
@@ -3634,6 +3648,12 @@
               </w:rPr>
               <w:lastRenderedPageBreak/>
               <w:t xml:space="preserve">Mean và std năng lượng hiệu dụng. </w:t>
+            </w:r>
+            <w:r>
+              <w:rPr>
+                <w:sz w:val="26"/>
+                <w:szCs w:val="26"/>
+              </w:rPr>
               <w:lastRenderedPageBreak/>
               <w:t>Phân biệt cường độ âm thanh và dynamic range.</w:t>
             </w:r>
@@ -4495,6 +4515,12 @@
                 <w:szCs w:val="26"/>
               </w:rPr>
               <w:t>Pitch F0 mean</w:t>
+            </w:r>
+            <w:r>
+              <w:rPr>
+                <w:sz w:val="26"/>
+                <w:szCs w:val="26"/>
+              </w:rPr>
               <w:br/>
               <w:t>(pYIN)</w:t>
             </w:r>
@@ -4553,10 +4579,28 @@
                 <w:szCs w:val="26"/>
               </w:rPr>
               <w:t>Flute: ~400–900 Hz</w:t>
+            </w:r>
+            <w:r>
+              <w:rPr>
+                <w:sz w:val="26"/>
+                <w:szCs w:val="26"/>
+              </w:rPr>
               <w:br/>
               <w:t>Trumpet: ~250–700 Hz</w:t>
+            </w:r>
+            <w:r>
+              <w:rPr>
+                <w:sz w:val="26"/>
+                <w:szCs w:val="26"/>
+              </w:rPr>
               <w:br/>
               <w:t>Clarinet: ~180–1.500 Hz</w:t>
+            </w:r>
+            <w:r>
+              <w:rPr>
+                <w:sz w:val="26"/>
+                <w:szCs w:val="26"/>
+              </w:rPr>
               <w:br/>
               <w:t>Saxophone: ~100–600 Hz</w:t>
             </w:r>
@@ -4593,6 +4637,12 @@
               </w:rPr>
               <w:lastRenderedPageBreak/>
               <w:t>Voiced Ratio</w:t>
+            </w:r>
+            <w:r>
+              <w:rPr>
+                <w:sz w:val="26"/>
+                <w:szCs w:val="26"/>
+              </w:rPr>
               <w:br/>
               <w:t>(pYIN)</w:t>
             </w:r>
@@ -4651,6 +4701,12 @@
                 <w:szCs w:val="26"/>
               </w:rPr>
               <w:t>Flute (breathy): ~0.6–0.75</w:t>
+            </w:r>
+            <w:r>
+              <w:rPr>
+                <w:sz w:val="26"/>
+                <w:szCs w:val="26"/>
+              </w:rPr>
               <w:br/>
               <w:t>Trumpet (tonal): ~0.85–0.95</w:t>
             </w:r>
@@ -4742,6 +4798,12 @@
                 <w:szCs w:val="26"/>
               </w:rPr>
               <w:t>Flute (breathy): cao hơn</w:t>
+            </w:r>
+            <w:r>
+              <w:rPr>
+                <w:sz w:val="26"/>
+                <w:szCs w:val="26"/>
+              </w:rPr>
               <w:br/>
               <w:t>Trumpet, Saxophone: thấp hơn</w:t>
             </w:r>
@@ -4833,6 +4895,12 @@
                 <w:szCs w:val="26"/>
               </w:rPr>
               <w:t>Trumpet: cao (~3.000–4.000 Hz)</w:t>
+            </w:r>
+            <w:r>
+              <w:rPr>
+                <w:sz w:val="26"/>
+                <w:szCs w:val="26"/>
+              </w:rPr>
               <w:br/>
               <w:t>Clarinet thấp: thấp (~800–1.500 Hz)</w:t>
             </w:r>
@@ -4924,6 +4992,12 @@
                 <w:szCs w:val="26"/>
               </w:rPr>
               <w:t>Trumpet: rolloff cao (harmonics cao)</w:t>
+            </w:r>
+            <w:r>
+              <w:rPr>
+                <w:sz w:val="26"/>
+                <w:szCs w:val="26"/>
+              </w:rPr>
               <w:br/>
               <w:t>Flute: rolloff thấp (spectrum sạch)</w:t>
             </w:r>
@@ -5015,6 +5089,12 @@
                 <w:szCs w:val="26"/>
               </w:rPr>
               <w:t>Trumpet: attack sắc, ΔΔ lớn</w:t>
+            </w:r>
+            <w:r>
+              <w:rPr>
+                <w:sz w:val="26"/>
+                <w:szCs w:val="26"/>
+              </w:rPr>
               <w:br/>
               <w:t>Flute: attack mềm, ΔΔ nhỏ</w:t>
             </w:r>
@@ -6658,6 +6738,14 @@
                 <w:szCs w:val="26"/>
               </w:rPr>
               <w:t>Dataset IRMAS</w:t>
+            </w:r>
+            <w:r>
+              <w:rPr>
+                <w:b/>
+                <w:color w:val="FFFFFF"/>
+                <w:sz w:val="26"/>
+                <w:szCs w:val="26"/>
+              </w:rPr>
               <w:br/>
               <w:t>(2.159 file .wav)</w:t>
             </w:r>
@@ -6691,6 +6779,14 @@
                 <w:szCs w:val="26"/>
               </w:rPr>
               <w:t>Load Audio</w:t>
+            </w:r>
+            <w:r>
+              <w:rPr>
+                <w:b/>
+                <w:color w:val="FFFFFF"/>
+                <w:sz w:val="26"/>
+                <w:szCs w:val="26"/>
+              </w:rPr>
               <w:br/>
               <w:t>(librosa, mono, 22050 Hz)</w:t>
             </w:r>
@@ -6724,6 +6820,14 @@
                 <w:szCs w:val="26"/>
               </w:rPr>
               <w:t>Trích xuất 123D Features</w:t>
+            </w:r>
+            <w:r>
+              <w:rPr>
+                <w:b/>
+                <w:color w:val="FFFFFF"/>
+                <w:sz w:val="26"/>
+                <w:szCs w:val="26"/>
+              </w:rPr>
               <w:br/>
               <w:t>(MFCC, Spectral, F0)</w:t>
             </w:r>
@@ -6757,6 +6861,14 @@
                 <w:szCs w:val="26"/>
               </w:rPr>
               <w:t>Fit StandardScaler</w:t>
+            </w:r>
+            <w:r>
+              <w:rPr>
+                <w:b/>
+                <w:color w:val="FFFFFF"/>
+                <w:sz w:val="26"/>
+                <w:szCs w:val="26"/>
+              </w:rPr>
               <w:br/>
               <w:t>&amp; L2 Normalize</w:t>
             </w:r>
@@ -6790,6 +6902,14 @@
                 <w:szCs w:val="26"/>
               </w:rPr>
               <w:t>Lưu vào MongoDB</w:t>
+            </w:r>
+            <w:r>
+              <w:rPr>
+                <w:b/>
+                <w:color w:val="FFFFFF"/>
+                <w:sz w:val="26"/>
+                <w:szCs w:val="26"/>
+              </w:rPr>
               <w:br/>
               <w:t>(features + metadata)</w:t>
             </w:r>
@@ -6871,6 +6991,14 @@
                 <w:szCs w:val="26"/>
               </w:rPr>
               <w:t>File âm thanh</w:t>
+            </w:r>
+            <w:r>
+              <w:rPr>
+                <w:b/>
+                <w:color w:val="FFFFFF"/>
+                <w:sz w:val="26"/>
+                <w:szCs w:val="26"/>
+              </w:rPr>
               <w:br/>
               <w:t>query (upload)</w:t>
             </w:r>
@@ -6904,6 +7032,14 @@
                 <w:szCs w:val="26"/>
               </w:rPr>
               <w:t>Sliding Window</w:t>
+            </w:r>
+            <w:r>
+              <w:rPr>
+                <w:b/>
+                <w:color w:val="FFFFFF"/>
+                <w:sz w:val="26"/>
+                <w:szCs w:val="26"/>
+              </w:rPr>
               <w:br/>
               <w:t>(3s, hop 1.5s)</w:t>
             </w:r>
@@ -6937,6 +7073,14 @@
                 <w:szCs w:val="26"/>
               </w:rPr>
               <w:t>Trích 123D Features</w:t>
+            </w:r>
+            <w:r>
+              <w:rPr>
+                <w:b/>
+                <w:color w:val="FFFFFF"/>
+                <w:sz w:val="26"/>
+                <w:szCs w:val="26"/>
+              </w:rPr>
               <w:br/>
               <w:t>mỗi window</w:t>
             </w:r>
@@ -6970,6 +7114,14 @@
                 <w:szCs w:val="26"/>
               </w:rPr>
               <w:t>Chuẩn hóa</w:t>
+            </w:r>
+            <w:r>
+              <w:rPr>
+                <w:b/>
+                <w:color w:val="FFFFFF"/>
+                <w:sz w:val="26"/>
+                <w:szCs w:val="26"/>
+              </w:rPr>
               <w:br/>
               <w:t>(Scaler + L2)</w:t>
             </w:r>
@@ -7003,6 +7155,14 @@
                 <w:szCs w:val="26"/>
               </w:rPr>
               <w:t>Tính Cosine</w:t>
+            </w:r>
+            <w:r>
+              <w:rPr>
+                <w:b/>
+                <w:color w:val="FFFFFF"/>
+                <w:sz w:val="26"/>
+                <w:szCs w:val="26"/>
+              </w:rPr>
               <w:br/>
               <w:t>Similarity (W@D.T)</w:t>
             </w:r>
@@ -7036,6 +7196,14 @@
                 <w:szCs w:val="26"/>
               </w:rPr>
               <w:t>Aggregate Max</w:t>
+            </w:r>
+            <w:r>
+              <w:rPr>
+                <w:b/>
+                <w:color w:val="FFFFFF"/>
+                <w:sz w:val="26"/>
+                <w:szCs w:val="26"/>
+              </w:rPr>
               <w:br/>
               <w:t>&amp; Dedup Recording</w:t>
             </w:r>
@@ -7069,6 +7237,14 @@
                 <w:szCs w:val="26"/>
               </w:rPr>
               <w:t>Trả Top-5</w:t>
+            </w:r>
+            <w:r>
+              <w:rPr>
+                <w:b/>
+                <w:color w:val="FFFFFF"/>
+                <w:sz w:val="26"/>
+                <w:szCs w:val="26"/>
+              </w:rPr>
               <w:br/>
               <w:t>giống nhất</w:t>
             </w:r>
@@ -7602,6 +7778,7 @@
     </w:p>
     <w:p>
       <w:pPr>
+        <w:pStyle w:val="Heading1"/>
         <w:rPr>
           <w:sz w:val="26"/>
           <w:szCs w:val="26"/>
@@ -7609,42 +7786,21 @@
       </w:pPr>
       <w:r>
         <w:rPr>
-          <w:sz w:val="26"/>
-          <w:szCs w:val="26"/>
-        </w:rPr>
-        <w:br w:type="page"/>
-      </w:r>
-    </w:p>
-    <w:p>
-      <w:pPr>
-        <w:pStyle w:val="Heading1"/>
-        <w:rPr>
-          <w:sz w:val="26"/>
-          <w:szCs w:val="26"/>
-        </w:rPr>
-      </w:pPr>
-      <w:r>
-        <w:rPr>
           <w:color w:val="1F497D"/>
           <w:sz w:val="26"/>
           <w:szCs w:val="26"/>
         </w:rPr>
+        <w:lastRenderedPageBreak/>
         <w:t>VI. ĐÁNH GIÁ VÀ THẢO LUẬN</w:t>
       </w:r>
     </w:p>
     <w:p>
       <w:pPr>
         <w:pStyle w:val="Heading2"/>
-        <w:rPr>
-          <w:sz w:val="26"/>
-          <w:szCs w:val="26"/>
-        </w:rPr>
       </w:pPr>
       <w:r>
         <w:rPr>
           <w:color w:val="2E74B5"/>
-          <w:sz w:val="26"/>
-          <w:szCs w:val="26"/>
         </w:rPr>
         <w:t>6.1. Kết quả đánh giá retrieval</w:t>
       </w:r>
@@ -7679,7 +7835,7 @@
           <w:insideH w:val="single" w:sz="4" w:space="0" w:color="AAAAAA"/>
           <w:insideV w:val="single" w:sz="4" w:space="0" w:color="AAAAAA"/>
         </w:tblBorders>
-        <w:tblLook w:val="04A0"/>
+        <w:tblLook w:val="04A0" w:firstRow="1" w:lastRow="0" w:firstColumn="1" w:lastColumn="0" w:noHBand="0" w:noVBand="1"/>
       </w:tblPr>
       <w:tblGrid>
         <w:gridCol w:w="2256"/>
@@ -7823,7 +7979,7 @@
               <w:rPr>
                 <w:sz w:val="22"/>
               </w:rPr>
-              <w:t xml:space="preserve">60% – 70%</w:t>
+              <w:t>60% – 70%</w:t>
             </w:r>
           </w:p>
         </w:tc>
@@ -7842,7 +7998,7 @@
               <w:rPr>
                 <w:sz w:val="22"/>
               </w:rPr>
-              <w:t xml:space="preserve">50% – 65%</w:t>
+              <w:t>50% – 65%</w:t>
             </w:r>
           </w:p>
         </w:tc>
@@ -7901,7 +8057,7 @@
               <w:rPr>
                 <w:sz w:val="22"/>
               </w:rPr>
-              <w:t xml:space="preserve">70% – 80%</w:t>
+              <w:t>70% – 80%</w:t>
             </w:r>
           </w:p>
         </w:tc>
@@ -7920,7 +8076,7 @@
               <w:rPr>
                 <w:sz w:val="22"/>
               </w:rPr>
-              <w:t xml:space="preserve">62% – 72%</w:t>
+              <w:t>62% – 72%</w:t>
             </w:r>
           </w:p>
         </w:tc>
@@ -7979,7 +8135,7 @@
               <w:rPr>
                 <w:sz w:val="22"/>
               </w:rPr>
-              <w:t xml:space="preserve">65% – 75%</w:t>
+              <w:t>65% – 75%</w:t>
             </w:r>
           </w:p>
         </w:tc>
@@ -7998,7 +8154,7 @@
               <w:rPr>
                 <w:sz w:val="22"/>
               </w:rPr>
-              <w:t xml:space="preserve">58% – 68%</w:t>
+              <w:t>58% – 68%</w:t>
             </w:r>
           </w:p>
         </w:tc>
@@ -8057,7 +8213,7 @@
               <w:rPr>
                 <w:sz w:val="22"/>
               </w:rPr>
-              <w:t xml:space="preserve">72% – 82%</w:t>
+              <w:t>72% – 82%</w:t>
             </w:r>
           </w:p>
         </w:tc>
@@ -8076,7 +8232,7 @@
               <w:rPr>
                 <w:sz w:val="22"/>
               </w:rPr>
-              <w:t xml:space="preserve">65% – 75%</w:t>
+              <w:t>65% – 75%</w:t>
             </w:r>
           </w:p>
         </w:tc>
@@ -8144,7 +8300,7 @@
                 <w:color w:val="FFFFFF"/>
                 <w:sz w:val="22"/>
               </w:rPr>
-              <w:t xml:space="preserve">~67% – 77%</w:t>
+              <w:t>~67% – 77%</w:t>
             </w:r>
           </w:p>
         </w:tc>
@@ -8168,7 +8324,7 @@
                 <w:color w:val="FFFFFF"/>
                 <w:sz w:val="22"/>
               </w:rPr>
-              <w:t xml:space="preserve">~59% – 70%</w:t>
+              <w:t>~59% – 70%</w:t>
             </w:r>
           </w:p>
         </w:tc>
@@ -8238,16 +8394,10 @@
     <w:p>
       <w:pPr>
         <w:pStyle w:val="Heading2"/>
-        <w:rPr>
-          <w:sz w:val="26"/>
-          <w:szCs w:val="26"/>
-        </w:rPr>
       </w:pPr>
       <w:r>
         <w:rPr>
           <w:color w:val="2E74B5"/>
-          <w:sz w:val="26"/>
-          <w:szCs w:val="26"/>
         </w:rPr>
         <w:t>6.2. Phân tích nguyên nhân hạn chế</w:t>
       </w:r>
@@ -8333,17 +8483,12 @@
     <w:p>
       <w:pPr>
         <w:pStyle w:val="Heading2"/>
-        <w:rPr>
-          <w:sz w:val="26"/>
-          <w:szCs w:val="26"/>
-        </w:rPr>
       </w:pPr>
       <w:r>
         <w:rPr>
           <w:color w:val="2E74B5"/>
-          <w:sz w:val="26"/>
-          <w:szCs w:val="26"/>
-        </w:rPr>
+        </w:rPr>
+        <w:lastRenderedPageBreak/>
         <w:t>6.3. Hướng cải thiện tiềm năng</w:t>
       </w:r>
     </w:p>
@@ -8379,7 +8524,6 @@
           <w:sz w:val="26"/>
           <w:szCs w:val="26"/>
         </w:rPr>
-        <w:lastRenderedPageBreak/>
         <w:t>VII. KẾT LUẬN</w:t>
       </w:r>
     </w:p>
@@ -8589,6 +8733,7 @@
           <w:sz w:val="26"/>
           <w:szCs w:val="26"/>
         </w:rPr>
+        <w:lastRenderedPageBreak/>
         <w:t>[2] B. McFee et al., "librosa: Audio and Music Signal Analysis in Python," in Proc. 14th Python in Science Conference, 2015.</w:t>
       </w:r>
     </w:p>
@@ -8674,7 +8819,6 @@
           <w:sz w:val="26"/>
           <w:szCs w:val="26"/>
         </w:rPr>
-        <w:lastRenderedPageBreak/>
         <w:t>[7] M. Mauch, S. Dixon, "pYIN: A Fundamental Frequency Estimator Using Probabilistic Threshold Distributions," in Proc. ICASSP, 2014.</w:t>
       </w:r>
     </w:p>
